--- a/resumes/updated_resume.docx
+++ b/resumes/updated_resume.docx
@@ -324,34 +324,16 @@
         </w:rPr>
         <w:t xml:space="preserve">eb page: </w:t>
       </w:r>
-      <w:r>
-        <w:rPr>
-          <w:bCs/>
-          <w:spacing w:val="-3"/>
-        </w:rPr>
-        <w:t>c</w:t>
-      </w:r>
-      <w:r>
-        <w:rPr>
-          <w:bCs/>
-          <w:spacing w:val="-3"/>
-        </w:rPr>
-        <w:t>rossan</w:t>
-      </w:r>
-      <w:r>
-        <w:rPr>
-          <w:bCs/>
-          <w:spacing w:val="-3"/>
-        </w:rPr>
-        <w:t>c</w:t>
-      </w:r>
-      <w:r>
-        <w:rPr>
-          <w:bCs/>
-          <w:spacing w:val="-3"/>
-        </w:rPr>
-        <w:t>ooper.github.io</w:t>
-      </w:r>
+      <w:hyperlink r:id="rId8" w:history="1">
+        <w:r>
+          <w:rPr>
+            <w:rStyle w:val="Hyperlink"/>
+            <w:bCs/>
+            <w:spacing w:val="-3"/>
+          </w:rPr>
+          <w:t>https://crossancooper.github.io</w:t>
+        </w:r>
+      </w:hyperlink>
     </w:p>
     <w:p>
       <w:pPr>
@@ -2202,7 +2184,7 @@
     <w:p>
       <w:pPr>
         <w:sectPr>
-          <w:headerReference w:type="default" r:id="rId8"/>
+          <w:headerReference w:type="default" r:id="rId9"/>
           <w:pgSz w:w="12240" w:h="15840"/>
           <w:pgMar w:top="1440" w:right="1440" w:bottom="1440" w:left="1440" w:header="720" w:footer="720" w:gutter="0"/>
           <w:pgNumType w:start="1"/>
@@ -2757,7 +2739,7 @@
         <w:t>seth.zimmerman</w:t>
       </w:r>
       <w:proofErr w:type="gramEnd"/>
-      <w:hyperlink r:id="rId9" w:history="1">
+      <w:hyperlink r:id="rId10" w:history="1">
         <w:r>
           <w:rPr>
             <w:rStyle w:val="Hyperlink"/>
